--- a/src/Parchment.Tests/UsageTests.Markdown.verified.docx
+++ b/src/Parchment.Tests/UsageTests.Markdown.verified.docx
@@ -55,6 +55,7 @@
     <w:tbl>
       <w:tblPr>
         <w:tblW w:w="5000" w:type="pct"/>
+        <w:tblLayout w:type="fixed"/>
         <w:tblBorders>
           <w:top w:val="single" w:sz="4"/>
           <w:bottom w:val="single" w:sz="4"/>
@@ -71,12 +72,15 @@
         </w:tblCellMar>
       </w:tblPr>
       <w:tblGrid>
-        <w:gridCol/>
-        <w:gridCol/>
-        <w:gridCol/>
+        <w:gridCol w:w="3000"/>
+        <w:gridCol w:w="3000"/>
+        <w:gridCol w:w="3000"/>
       </w:tblGrid>
       <w:tr>
         <w:tc>
+          <w:tcPr>
+            <w:tcW w:w="3000" w:type="dxa"/>
+          </w:tcPr>
           <w:p>
             <w:pPr>
               <w:jc w:val="center"/>
@@ -90,6 +94,9 @@
           </w:p>
         </w:tc>
         <w:tc>
+          <w:tcPr>
+            <w:tcW w:w="3000" w:type="dxa"/>
+          </w:tcPr>
           <w:p>
             <w:pPr>
               <w:jc w:val="center"/>
@@ -103,6 +110,9 @@
           </w:p>
         </w:tc>
         <w:tc>
+          <w:tcPr>
+            <w:tcW w:w="3000" w:type="dxa"/>
+          </w:tcPr>
           <w:p>
             <w:pPr>
               <w:jc w:val="center"/>
@@ -118,6 +128,9 @@
       </w:tr>
       <w:tr>
         <w:tc>
+          <w:tcPr>
+            <w:tcW w:w="3000" w:type="dxa"/>
+          </w:tcPr>
           <w:p>
             <w:r>
               <w:t xml:space="preserve">Build</w:t>
@@ -125,6 +138,9 @@
           </w:p>
         </w:tc>
         <w:tc>
+          <w:tcPr>
+            <w:tcW w:w="3000" w:type="dxa"/>
+          </w:tcPr>
           <w:p>
             <w:r>
               <w:t xml:space="preserve">Improved</w:t>
@@ -132,6 +148,9 @@
           </w:p>
         </w:tc>
         <w:tc>
+          <w:tcPr>
+            <w:tcW w:w="3000" w:type="dxa"/>
+          </w:tcPr>
           <w:p>
             <w:r>
               <w:t xml:space="preserve">DevEx</w:t>
@@ -141,6 +160,9 @@
       </w:tr>
       <w:tr>
         <w:tc>
+          <w:tcPr>
+            <w:tcW w:w="3000" w:type="dxa"/>
+          </w:tcPr>
           <w:p>
             <w:r>
               <w:t xml:space="preserve">Tests</w:t>
@@ -148,6 +170,9 @@
           </w:p>
         </w:tc>
         <w:tc>
+          <w:tcPr>
+            <w:tcW w:w="3000" w:type="dxa"/>
+          </w:tcPr>
           <w:p>
             <w:r>
               <w:t xml:space="preserve">Improved</w:t>
@@ -155,6 +180,9 @@
           </w:p>
         </w:tc>
         <w:tc>
+          <w:tcPr>
+            <w:tcW w:w="3000" w:type="dxa"/>
+          </w:tcPr>
           <w:p>
             <w:r>
               <w:t xml:space="preserve">QA</w:t>
@@ -164,6 +192,9 @@
       </w:tr>
       <w:tr>
         <w:tc>
+          <w:tcPr>
+            <w:tcW w:w="3000" w:type="dxa"/>
+          </w:tcPr>
           <w:p>
             <w:r>
               <w:t xml:space="preserve">Deploys</w:t>
@@ -171,6 +202,9 @@
           </w:p>
         </w:tc>
         <w:tc>
+          <w:tcPr>
+            <w:tcW w:w="3000" w:type="dxa"/>
+          </w:tcPr>
           <w:p>
             <w:r>
               <w:t xml:space="preserve">Stable</w:t>
@@ -178,6 +212,9 @@
           </w:p>
         </w:tc>
         <w:tc>
+          <w:tcPr>
+            <w:tcW w:w="3000" w:type="dxa"/>
+          </w:tcPr>
           <w:p>
             <w:r>
               <w:t xml:space="preserve">SRE</w:t>
@@ -187,6 +224,9 @@
       </w:tr>
       <w:tr>
         <w:tc>
+          <w:tcPr>
+            <w:tcW w:w="3000" w:type="dxa"/>
+          </w:tcPr>
           <w:p>
             <w:r>
               <w:t xml:space="preserve">On-call</w:t>
@@ -194,6 +234,9 @@
           </w:p>
         </w:tc>
         <w:tc>
+          <w:tcPr>
+            <w:tcW w:w="3000" w:type="dxa"/>
+          </w:tcPr>
           <w:p>
             <w:r>
               <w:t xml:space="preserve">Watch</w:t>
@@ -201,6 +244,9 @@
           </w:p>
         </w:tc>
         <w:tc>
+          <w:tcPr>
+            <w:tcW w:w="3000" w:type="dxa"/>
+          </w:tcPr>
           <w:p>
             <w:r>
               <w:t xml:space="preserve">SRE</w:t>

--- a/src/Parchment.Tests/UsageTests.Markdown.verified.docx
+++ b/src/Parchment.Tests/UsageTests.Markdown.verified.docx
@@ -76,6 +76,9 @@
         <w:gridCol/>
       </w:tblGrid>
       <w:tr>
+        <w:trPr>
+          <w:tblHeader/>
+        </w:trPr>
         <w:tc>
           <w:p>
             <w:pPr>

--- a/src/Parchment.Tests/UsageTests.Markdown.verified.docx
+++ b/src/Parchment.Tests/UsageTests.Markdown.verified.docx
@@ -329,6 +329,60 @@
         <p2:ind p2:left="1440" p2:hanging="240"/>
       </p2:pPr>
     </p2:lvl>
+    <p2:lvl p2:ilvl="3">
+      <p2:start p2:val="1"/>
+      <p2:numFmt p2:val="decimal"/>
+      <p2:lvlText p2:val="%4."/>
+      <p2:lvlJc p2:val="left"/>
+      <p2:pPr>
+        <p2:ind p2:left="1920" p2:hanging="240"/>
+      </p2:pPr>
+    </p2:lvl>
+    <p2:lvl p2:ilvl="4">
+      <p2:start p2:val="1"/>
+      <p2:numFmt p2:val="decimal"/>
+      <p2:lvlText p2:val="%5."/>
+      <p2:lvlJc p2:val="left"/>
+      <p2:pPr>
+        <p2:ind p2:left="2400" p2:hanging="240"/>
+      </p2:pPr>
+    </p2:lvl>
+    <p2:lvl p2:ilvl="5">
+      <p2:start p2:val="1"/>
+      <p2:numFmt p2:val="decimal"/>
+      <p2:lvlText p2:val="%6."/>
+      <p2:lvlJc p2:val="left"/>
+      <p2:pPr>
+        <p2:ind p2:left="2880" p2:hanging="240"/>
+      </p2:pPr>
+    </p2:lvl>
+    <p2:lvl p2:ilvl="6">
+      <p2:start p2:val="1"/>
+      <p2:numFmt p2:val="decimal"/>
+      <p2:lvlText p2:val="%7."/>
+      <p2:lvlJc p2:val="left"/>
+      <p2:pPr>
+        <p2:ind p2:left="3360" p2:hanging="240"/>
+      </p2:pPr>
+    </p2:lvl>
+    <p2:lvl p2:ilvl="7">
+      <p2:start p2:val="1"/>
+      <p2:numFmt p2:val="decimal"/>
+      <p2:lvlText p2:val="%8."/>
+      <p2:lvlJc p2:val="left"/>
+      <p2:pPr>
+        <p2:ind p2:left="3840" p2:hanging="240"/>
+      </p2:pPr>
+    </p2:lvl>
+    <p2:lvl p2:ilvl="8">
+      <p2:start p2:val="1"/>
+      <p2:numFmt p2:val="decimal"/>
+      <p2:lvlText p2:val="%9."/>
+      <p2:lvlJc p2:val="left"/>
+      <p2:pPr>
+        <p2:ind p2:left="4320" p2:hanging="240"/>
+      </p2:pPr>
+    </p2:lvl>
   </abstractNum>
   <num xmlns:p2="http://schemas.openxmlformats.org/wordprocessingml/2006/main" p2:numId="1">
     <p2:abstractNumId p2:val="0"/>

--- a/src/Parchment.Tests/UsageTests.Markdown.verified.docx
+++ b/src/Parchment.Tests/UsageTests.Markdown.verified.docx
@@ -57,8 +57,8 @@
         <w:tblW w:w="5000" w:type="pct"/>
         <w:tblBorders>
           <w:top w:val="single" w:sz="4"/>
+          <w:left w:val="single" w:sz="4"/>
           <w:bottom w:val="single" w:sz="4"/>
-          <w:left w:val="single" w:sz="4"/>
           <w:right w:val="single" w:sz="4"/>
           <w:insideH w:val="single" w:sz="4"/>
           <w:insideV w:val="single" w:sz="4"/>
